--- a/일본판/5부/5부_4화_가짜뉴스_공작.docx
+++ b/일본판/5부/5부_4화_가짜뉴스_공작.docx
@@ -176,7 +176,7 @@
           <w:color w:val="555555"/>
           <w:sz w:val="22"/>
         </w:rPr>
-        <w:t>(動画が始まる。黒い画面に白い字で「三代目の、金」。次に、見覚えのある議員会館の廊下。ナレーションは抑揚のない女声である。)</w:t>
+        <w:t>(動画が始まる。黒い画面に白い字で「三代目の金」。次に見覚えのある議員会館の廊下。ナレーションは抑揚のない女声である。)</w:t>
       </w:r>
     </w:p>
     <w:p>
@@ -214,7 +214,7 @@
           <w:color w:val="555555"/>
           <w:sz w:val="22"/>
         </w:rPr>
-        <w:t>(画面に通帳の入金欄が出る。「預入　二三、〇〇〇、〇〇〇　マカベ　リョウ」。赤い丸が付く。)</w:t>
+        <w:t>(画面に通帳の入金欄が出る。「預入　二三〇〇〇〇〇〇　マカベ　リョウ」。赤い丸が付く。)</w:t>
       </w:r>
     </w:p>
     <w:p>
@@ -237,7 +237,7 @@
           <w:i w:val="0"/>
           <w:sz w:val="22"/>
         </w:rPr>
-        <w:t>政治資金は、後援会から鷲尾建設へ、鷲尾建設から港南建材へ。同じ手口が、三十年続いてきました。三代目はそれを、世襲の名のもとに受け継ぎ、そして、最後に自分の分を取りました。</w:t>
+        <w:t>政治資金は、後援会から鷲尾建設へ、鷲尾建設から港南建材へ。同じ手口が、三十年続いてきました。三代目はそれを、世襲の名のもとに受け継ぎそして最後に自分の分を取りました。</w:t>
       </w:r>
     </w:p>
     <w:p>
@@ -260,7 +260,7 @@
           <w:i w:val="0"/>
           <w:sz w:val="22"/>
         </w:rPr>
-        <w:t>……なに、これ。(湯呑みを持つ手が止まる)取ってない。遼さん、そんなの取ってないよ。</w:t>
+        <w:t>……なにこれ。(湯呑みを持つ手が止まる)取ってない。遼さんそんなの取ってないよ。</w:t>
       </w:r>
     </w:p>
     <w:p>
@@ -298,7 +298,7 @@
           <w:color w:val="555555"/>
           <w:sz w:val="22"/>
         </w:rPr>
-        <w:t>(次の場面。茶色の革表紙の帳簿の頁。余白に鉛筆で「受取　百万」とだけ読める。続いて、封筒が机に置かれる九秒の映像。机の上の鉄瓶、事務机の角。画面の下に「事務所内で撮影」の字幕。)</w:t>
+        <w:t>(次の場面。茶色の革表紙の帳簿の頁。余白に鉛筆で「受取　百万」とだけ読める。続いて封筒が机に置かれる九秒の映像。机の上の鉄瓶、事務机の角。画面の下に「事務所内で撮影」の字幕。)</w:t>
       </w:r>
     </w:p>
     <w:p>
@@ -344,7 +344,7 @@
           <w:i w:val="0"/>
           <w:sz w:val="22"/>
         </w:rPr>
-        <w:t>あの日、この部屋に撮影はございませんでした。(万年筆を握る手に力が入る)私は、撮っておりません。</w:t>
+        <w:t>あの日この部屋に撮影はございませんでした。(万年筆を握る手に力が入る)私は撮っておりません。</w:t>
       </w:r>
     </w:p>
     <w:p>
@@ -484,7 +484,7 @@
           <w:i w:val="0"/>
           <w:sz w:val="22"/>
         </w:rPr>
-        <w:t>見られたことは分かりました。次に決めるのは、見た人に何を返すか、です。</w:t>
+        <w:t>見られたことは分かりました。次に決めるのは、見た人に何を返すかです。</w:t>
       </w:r>
     </w:p>
     <w:p>
@@ -553,7 +553,7 @@
           <w:i w:val="0"/>
           <w:sz w:val="22"/>
         </w:rPr>
-        <w:t>はい。(端末を閉じない)でも、先に言っておきます。半分は、本当です。</w:t>
+        <w:t>はい。(端末を閉じない)でも先に言っておきます。半分は本当です。</w:t>
       </w:r>
     </w:p>
     <w:p>
@@ -576,7 +576,7 @@
           <w:i w:val="0"/>
           <w:sz w:val="22"/>
         </w:rPr>
-        <w:t>……半分、でございますか。</w:t>
+        <w:t>……半分でございますか。</w:t>
       </w:r>
     </w:p>
     <w:p>
@@ -599,7 +599,7 @@
           <w:i w:val="0"/>
           <w:sz w:val="22"/>
         </w:rPr>
-        <w:t>後援会から鷲尾建設に千二百万円、鷲尾建設から港南建材に八百万円。これは二〇一九年十月の、公開資料にある数字です。本当のものに、嘘が一つ混ざる。だから、厄介なんです。</w:t>
+        <w:t>後援会から鷲尾建設に千二百万円、鷲尾建設から港南建材に八百万円。これは二〇一九年十月の、公開資料にある数字です。本当のものに、嘘が一つ混ざる。だから厄介なんです。</w:t>
       </w:r>
     </w:p>
     <w:p>
@@ -614,7 +614,7 @@
           <w:color w:val="555555"/>
           <w:sz w:val="22"/>
         </w:rPr>
-        <w:t>(榊は黙って頷く。三浦が湯呑みを一つ、遼の前に置く。湯気は、まだ高い。)</w:t>
+        <w:t>(榊は黙って頷く。三浦が湯呑みを一つ、遼の前に置く。湯気はまだ高い。)</w:t>
       </w:r>
     </w:p>
     <w:p>
@@ -667,7 +667,7 @@
           <w:i w:val="0"/>
           <w:sz w:val="22"/>
         </w:rPr>
-        <w:t>通帳の入金画面から行きます。フォントは、銀行アプリのものではありません。一般のOSの標準書体で、行間が〇・三ポイント、本物の通帳画像より詰まっています。そして、「預入」という語が、通帳に実際に使われている表記ではありません。</w:t>
+        <w:t>通帳の入金画面から行きます。フォントは、銀行アプリのものではありません。一般のOSの標準書体で、行間が〇・三ポイント、本物の通帳画像より詰まっています。そして「預入」という語が、通帳に実際に使われている表記ではありません。</w:t>
       </w:r>
     </w:p>
     <w:p>
@@ -690,7 +690,7 @@
           <w:i w:val="0"/>
           <w:sz w:val="22"/>
         </w:rPr>
-        <w:t>では、元の画像は。</w:t>
+        <w:t>では元の画像は。</w:t>
       </w:r>
     </w:p>
     <w:p>
@@ -805,7 +805,7 @@
           <w:i w:val="0"/>
           <w:sz w:val="22"/>
         </w:rPr>
-        <w:t>二月十三日に公開した解読資料の頁を、拡大してあります。ただ、余白の「受取　百万」は、公開資料の写真にはありません。後から書き足されています。</w:t>
+        <w:t>二月十三日に公開した解読資料の頁を、拡大してあります。ただ余白の「受取　百万」は公開資料の写真にはありません。後から書き足されています。</w:t>
       </w:r>
     </w:p>
     <w:p>
@@ -866,7 +866,7 @@
           <w:i w:val="0"/>
           <w:sz w:val="22"/>
         </w:rPr>
-        <w:t>ええ。ですから、鉛筆の字が、御父上の字ではありません。ただ、似せてあります。</w:t>
+        <w:t>ええ。ですから、鉛筆の字が、御父上の字ではありません。ただ似せてあります。</w:t>
       </w:r>
     </w:p>
     <w:p>
@@ -889,7 +889,7 @@
           <w:i w:val="0"/>
           <w:sz w:val="22"/>
         </w:rPr>
-        <w:t>似せて、書いたということは、御父上の字を見たことがある人、ということです。</w:t>
+        <w:t>似せて書いたということは、御父上の字を見たことがある人、ということです。</w:t>
       </w:r>
     </w:p>
     <w:p>
@@ -912,7 +912,7 @@
           <w:i w:val="0"/>
           <w:sz w:val="22"/>
         </w:rPr>
-        <w:t>……後援会の名簿の余白に、先生の字は、ございました。六支部、二千三百十四名。鉛筆の、小さな字が。</w:t>
+        <w:t>……後援会の名簿の余白に、先生の字は、ございました。六支部、二千三百十四名。鉛筆の小さな字が。</w:t>
       </w:r>
     </w:p>
     <w:p>
@@ -935,7 +935,7 @@
           <w:i w:val="0"/>
           <w:sz w:val="22"/>
         </w:rPr>
-        <w:t>あれを持っているのは、名簿を触った人間です。後援会の関係者も、事務所の人間も、僕も。(間)疑うために言っているのではありません。範囲を、確かめているだけです。</w:t>
+        <w:t>あれを持っているのは、名簿を触った人間です。後援会の関係者も、事務所の人間も僕も。(間)疑うために言っているのではありません。範囲を確かめているだけです。</w:t>
       </w:r>
     </w:p>
     <w:p>
@@ -981,7 +981,7 @@
           <w:i w:val="0"/>
           <w:sz w:val="22"/>
         </w:rPr>
-        <w:t>封筒が置かれる映像だけは、加工されていません。ただ、字幕の「事務所内で撮影」は、事実と同じかどうか、確認できません。撮った者を特定する材料は、映像の側にはありません。</w:t>
+        <w:t>封筒が置かれる映像だけは、加工されていません。ただ字幕の「事務所内で撮影」は事実と同じかどうか、確認できません。撮った者を特定する材料は、映像の側にはありません。</w:t>
       </w:r>
     </w:p>
     <w:p>
@@ -1050,7 +1050,7 @@
           <w:i w:val="0"/>
           <w:sz w:val="22"/>
         </w:rPr>
-        <w:t>引用して広げている投稿は、八割が同じ文面です。ただし、残り二割は、普通の人です。普通の人が、普通に疑って、投稿している。</w:t>
+        <w:t>引用して広げている投稿は、八割が同じ文面です。ただし残り二割は、普通の人です。普通の人が、普通に疑って、投稿している。</w:t>
       </w:r>
     </w:p>
     <w:p>
@@ -1073,7 +1073,7 @@
           <w:i w:val="0"/>
           <w:sz w:val="22"/>
         </w:rPr>
-        <w:t>そこを、一番、大事にしてください。(間)普通の人に、嘘つき呼ばわりは、しません。</w:t>
+        <w:t>そこを一番、大事にしてください。(間)普通の人に、嘘つき呼ばわりは、しません。</w:t>
       </w:r>
     </w:p>
     <w:p>
@@ -1088,7 +1088,7 @@
           <w:color w:val="555555"/>
           <w:sz w:val="22"/>
         </w:rPr>
-        <w:t>(榊が手帳に「九月十三日　十五時　九十六万」と書き、その下に一行足す。「字幕　お父上のときのように」。)</w:t>
+        <w:t>(榊が手帳に「九月十三日　十五時　九十六万」と書きその下に一行足す。「字幕　お父上のときのように」。)</w:t>
       </w:r>
     </w:p>
     <w:p>
@@ -1167,7 +1167,7 @@
           <w:i w:val="0"/>
           <w:sz w:val="22"/>
         </w:rPr>
-        <w:t>その言い方をする人を、一人、知っています。一人しか、知らないだけです。(声を落とす)だから、今は、口に出しません。</w:t>
+        <w:t>その言い方をする人を一人、知っています。一人しか、知らないだけです。(声を落とす)だから今は口に出しません。</w:t>
       </w:r>
     </w:p>
     <w:p>
@@ -1182,7 +1182,7 @@
           <w:color w:val="555555"/>
           <w:sz w:val="22"/>
         </w:rPr>
-        <w:t>(誰も、その名前を言わない。電話の向こうで、小野寺が紙をめくる音だけが続く。)</w:t>
+        <w:t>(誰もその名前を言わない。電話の向こうで、小野寺が紙をめくる音だけが続く。)</w:t>
       </w:r>
     </w:p>
     <w:p>
@@ -1212,7 +1212,7 @@
           <w:color w:val="555555"/>
           <w:sz w:val="22"/>
         </w:rPr>
-        <w:t>(2024年9月16日(月)午後六時三十分。敬老の日。福島県潮見市、「潮彩」二階の座敷。壁の「敬老の日　お年寄り定食　七百円」の短冊が、まだ剥がされていない。浜野、大城、和代、翔太、女将が座卓を囲む。遼は入口に近い末席。窓際の棚には、取り下げた原告の分まで並んだ湯呑みの列。端に、遠藤の青い湯呑み。座卓の中央に、携帯が一台、伏せて置かれている。)</w:t>
+        <w:t>(2024年9月16日(月)午後六時三十分。敬老の日。福島県潮見市「潮彩」二階の座敷。壁の「敬老の日　お年寄り定食　七百円」の短冊が、まだ剥がされていない。浜野、大城、和代、翔太、女将が座卓を囲む。遼は入口に近い末席。窓際の棚には、取り下げた原告の分まで並んだ湯呑みの列。端に遠藤の青い湯呑み。座卓の中央に、携帯が一台、伏せて置かれている。)</w:t>
       </w:r>
     </w:p>
     <w:p>
@@ -1258,7 +1258,7 @@
           <w:i w:val="0"/>
           <w:sz w:val="22"/>
         </w:rPr>
-        <w:t>いただきます。(座る)先に、お話があります。動画の件です。</w:t>
+        <w:t>いただきます。(座る)先にお話があります。動画の件です。</w:t>
       </w:r>
     </w:p>
     <w:p>
@@ -1281,7 +1281,7 @@
           <w:i w:val="0"/>
           <w:sz w:val="22"/>
         </w:rPr>
-        <w:t>見だ。(伏せた携帯を指で叩く)おめえの親父の金だべ、って、うちの孫も言っで来だ。</w:t>
+        <w:t>見だ。(伏せた携帯を指で叩く)おめえの親父の金だべってうちの孫も言っで来だ。</w:t>
       </w:r>
     </w:p>
     <w:p>
@@ -1304,7 +1304,7 @@
           <w:i w:val="0"/>
           <w:sz w:val="22"/>
         </w:rPr>
-        <w:t>見だ。見だけど、なんも言えねえ。</w:t>
+        <w:t>見だ。見だけどなんも言えねえ。</w:t>
       </w:r>
     </w:p>
     <w:p>
@@ -1327,7 +1327,7 @@
           <w:i w:val="0"/>
           <w:sz w:val="22"/>
         </w:rPr>
-        <w:t>言わねえでいい。(遼を見て)おら、見でる者は疑う。疑っでがら、聞ぐ。聞ぐ順番を、間違えねえようにしてる。</w:t>
+        <w:t>言わねえでいい。(遼を見て)おら見でる者は疑う。疑っでがら聞ぐ。聞ぐ順番を、間違えねえようにしてる。</w:t>
       </w:r>
     </w:p>
     <w:p>
@@ -1373,7 +1373,7 @@
           <w:i w:val="0"/>
           <w:sz w:val="22"/>
         </w:rPr>
-        <w:t>通帳に、二千三百万は入っだのが。</w:t>
+        <w:t>通帳に二千三百万は入っだのが。</w:t>
       </w:r>
     </w:p>
     <w:p>
@@ -1419,7 +1419,7 @@
           <w:i w:val="0"/>
           <w:sz w:val="22"/>
         </w:rPr>
-        <w:t>出す、と言っだな。</w:t>
+        <w:t>出すと言っだな。</w:t>
       </w:r>
     </w:p>
     <w:p>
@@ -1442,7 +1442,7 @@
           <w:i w:val="0"/>
           <w:sz w:val="22"/>
         </w:rPr>
-        <w:t>はい。(間)ただ、見る人は、見ても、まだ疑います。それが分かっているので、全部を出します。</w:t>
+        <w:t>はい。(間)ただ見る人は見てもまだ疑います。それが分かっているので、全部を出します。</w:t>
       </w:r>
     </w:p>
     <w:p>
@@ -1475,7 +1475,7 @@
           <w:i w:val="0"/>
           <w:sz w:val="22"/>
         </w:rPr>
-        <w:t>全部、って、どこまで。</w:t>
+        <w:t>全部ってどこまで。</w:t>
       </w:r>
     </w:p>
     <w:p>
@@ -1521,7 +1521,7 @@
           <w:i w:val="0"/>
           <w:sz w:val="22"/>
         </w:rPr>
-        <w:t>半分出すと、残りが噂になる。あたしが取り調べを受けたとき、検事が言っだ。半分は本当ですね、って。半分は本当だから、残りの半分も、本当らしくなる。</w:t>
+        <w:t>半分出すと、残りが噂になる。あたしが取り調べを受けたとき、検事が言っだ。半分は本当ですねって。半分は本当だから、残りの半分も、本当らしくなる。</w:t>
       </w:r>
     </w:p>
     <w:p>
@@ -1559,7 +1559,7 @@
           <w:i w:val="0"/>
           <w:sz w:val="22"/>
         </w:rPr>
-        <w:t>人の口に戸は立てられねえ、っでな。うちの客も、昼から動画の話ばっがりだった。</w:t>
+        <w:t>人の口に戸は立てられねえっでな。うちの客も、昼から動画の話ばっがりだった。</w:t>
       </w:r>
     </w:p>
     <w:p>
@@ -1582,7 +1582,7 @@
           <w:i w:val="0"/>
           <w:sz w:val="22"/>
         </w:rPr>
-        <w:t>戸を立てるより、同じ口から、本当のことを何度も言うほうが、早い。</w:t>
+        <w:t>戸を立てるより、同じ口から、本当のことを何度も言うほうが早い。</w:t>
       </w:r>
     </w:p>
     <w:p>
@@ -1615,7 +1615,7 @@
           <w:i w:val="0"/>
           <w:sz w:val="22"/>
         </w:rPr>
-        <w:t>余白、っで新聞に出でだな。親父の字の。</w:t>
+        <w:t>余白っで新聞に出でだな。親父の字の。</w:t>
       </w:r>
     </w:p>
     <w:p>
@@ -1638,7 +1638,7 @@
           <w:i w:val="0"/>
           <w:sz w:val="22"/>
         </w:rPr>
-        <w:t>四十八か所あります。まだ、母にも見せていません。出す前に、母と決めます。</w:t>
+        <w:t>四十八か所あります。まだ母にも見せていません。出す前に、母と決めます。</w:t>
       </w:r>
     </w:p>
     <w:p>
@@ -1661,7 +1661,7 @@
           <w:i w:val="0"/>
           <w:sz w:val="22"/>
         </w:rPr>
-        <w:t>母ちゃんが先だ。(頷く)おらに先に言え、と言っだのは、降りる時の話だ。これは、降りる話でねえ。母ちゃんが先でいい。</w:t>
+        <w:t>母ちゃんが先だ。(頷く)おらに先に言え、と言っだのは、降りる時の話だ。これは降りる話でねえ。母ちゃんが先でいい。</w:t>
       </w:r>
     </w:p>
     <w:p>
@@ -1699,7 +1699,7 @@
           <w:i w:val="0"/>
           <w:sz w:val="22"/>
         </w:rPr>
-        <w:t>ほれ。まず、浜野さんの。(浜野の湯呑みに注ぐ)遠藤の分は、おらが。</w:t>
+        <w:t>ほれ。まず浜野さんの。(浜野の湯呑みに注ぐ)遠藤の分はおらが。</w:t>
       </w:r>
     </w:p>
     <w:p>
@@ -1913,7 +1913,7 @@
           <w:i w:val="0"/>
           <w:sz w:val="22"/>
         </w:rPr>
-        <w:t>偶然かもしれません。動画の編集ソフトは、政治広告の制作代行会社で使われる定型のもので、納品書式は、その業界の標準です。ここまでは、誰でも作れます。</w:t>
+        <w:t>偶然かもしれません。動画の編集ソフトは、政治広告の制作代行会社で使われる定型のもので、納品書式は、その業界の標準です。ここまでは誰でも作れます。</w:t>
       </w:r>
     </w:p>
     <w:p>
@@ -1936,7 +1936,7 @@
           <w:i w:val="0"/>
           <w:sz w:val="22"/>
         </w:rPr>
-        <w:t>標準と、おっしゃいますと。</w:t>
+        <w:t>標準とおっしゃいますと。</w:t>
       </w:r>
     </w:p>
     <w:p>
@@ -2005,7 +2005,7 @@
           <w:i w:val="0"/>
           <w:sz w:val="22"/>
         </w:rPr>
-        <w:t>現在は、政策グループ連絡会の幹事です。ここは、疑いのレベルです。口座の運営者に、資金がどこから流れたかは、辿れていません。</w:t>
+        <w:t>現在は政策グループ連絡会の幹事です。ここは疑いのレベルです。口座の運営者に、資金がどこから流れたかは、辿れていません。</w:t>
       </w:r>
     </w:p>
     <w:p>
@@ -2051,7 +2051,7 @@
           <w:i w:val="0"/>
           <w:sz w:val="22"/>
         </w:rPr>
-        <w:t>不明です。津村さんは、昨日、記者に「当陣営は一切関知していない」と述べました。倉前さん本人からは、九月十三日の夜、短い文書が出ています。</w:t>
+        <w:t>不明です。津村さんは昨日、記者に「当陣営は一切関知していない」と述べました。倉前さん本人からは、九月十三日の夜、短い文書が出ています。</w:t>
       </w:r>
     </w:p>
     <w:p>
@@ -2089,7 +2089,7 @@
           <w:i w:val="0"/>
           <w:sz w:val="22"/>
         </w:rPr>
-        <w:t>「事実関係を確認中。ただ、出所の分からない動画で戦う気はない。」……誠実に読めば、本人は、知らないのでしょう。ただ、知らないことを、第三者に証明するのは、誰にもできない。</w:t>
+        <w:t>「事実関係を確認中。ただ出所の分からない動画で戦う気はない。」……誠実に読めば本人は知らないのでしょう。ただ知らないことを、第三者に証明するのは、誰にもできない。</w:t>
       </w:r>
     </w:p>
     <w:p>
@@ -2191,7 +2191,7 @@
           <w:i w:val="0"/>
           <w:sz w:val="22"/>
         </w:rPr>
-        <w:t>港南建材という名前は、公開資料に載っていますが、二〇一九年の八百万円の動きは、鷲尾建設から先は、検察もまだ、確認していないはずです。その部分を、動画は、断定の口調で言っている。</w:t>
+        <w:t>港南建材という名前は、公開資料に載っていますが、二〇一九年の八百万円の動きは、鷲尾建設から先は、検察もまだ、確認していないはずです。その部分を動画は断定の口調で言っている。</w:t>
       </w:r>
     </w:p>
     <w:p>
@@ -2237,7 +2237,7 @@
           <w:i w:val="0"/>
           <w:sz w:val="22"/>
         </w:rPr>
-        <w:t>そこまでは、申しません。(静かに)鷲尾会長は、来る時は来ないふりをなさる、と聞きました。榊さんが、おっしゃったとか。</w:t>
+        <w:t>そこまでは申しません。(静かに)鷲尾会長は、来る時は来ないふりをなさる、と聞きました。榊さんが、おっしゃったとか。</w:t>
       </w:r>
     </w:p>
     <w:p>
@@ -2260,7 +2260,7 @@
           <w:i w:val="0"/>
           <w:sz w:val="22"/>
         </w:rPr>
-        <w:t>七月に、申しました。</w:t>
+        <w:t>七月に申しました。</w:t>
       </w:r>
     </w:p>
     <w:p>
@@ -2329,7 +2329,7 @@
           <w:i w:val="0"/>
           <w:sz w:val="22"/>
         </w:rPr>
-        <w:t>去年の九月に、あの案を、棚の奥に仕舞ったのは私です。出しておけば、というのは、今の話ではありません。ただ、同じ棚で、同じ匂いがした。(外套に手を掛け、立ち上がる)それだけです。</w:t>
+        <w:t>去年の九月に、あの案を、棚の奥に仕舞ったのは私です。出しておけば、というのは、今の話ではありません。ただ同じ棚で、同じ匂いがした。(外套に手を掛け、立ち上がる)それだけです。</w:t>
       </w:r>
     </w:p>
     <w:p>
@@ -2489,7 +2489,7 @@
           <w:i w:val="0"/>
           <w:sz w:val="22"/>
         </w:rPr>
-        <w:t>整理します。動画は九月十三日の午前七時の投稿で、九月十九日までに、小野寺チームの対照報告書が届きました。映像の主張は三つ。一つ、二〇二二年六月十四日に二千三百万円が遼さんの口座に入った。二つ、帳簿の余白に「受取」とある。三つ、封筒の映像は現金の隠匿。結論は三つとも、事実と異なります。</w:t>
+        <w:t>整理します。動画は九月十三日の午前七時の投稿で、九月十九日までに、小野寺チームの対照報告書が届きました。映像の主張は三つ。一つ二〇二二年六月十四日に二千三百万円が遼さんの口座に入った。二つ帳簿の余白に「受取」とある。三つ封筒の映像は現金の隠匿。結論は三つとも、事実と異なります。</w:t>
       </w:r>
     </w:p>
     <w:p>
@@ -2558,7 +2558,7 @@
           <w:i w:val="0"/>
           <w:sz w:val="22"/>
         </w:rPr>
-        <w:t>本物です。(手帳に何か書く)では、法的措置から。</w:t>
+        <w:t>本物です。(手帳に何か書く)では法的措置から。</w:t>
       </w:r>
     </w:p>
     <w:p>
@@ -2581,7 +2581,7 @@
           <w:i w:val="0"/>
           <w:sz w:val="22"/>
         </w:rPr>
-        <w:t>刑法二百三十条。「公然と事実を摘示し、人の名誉を毀損した者は、その事実の有無にかかわらず、三年以下の懲役若しくは禁錮又は五十万円以下の罰金に処する」。事実の有無にかかわらず、です。そのうえで、二百三十条の二が、真実性を立証すれば罰しない、という例外を作っています。偽造された入金画面は、真実性の立証ができませんので、例外には入りません。</w:t>
+        <w:t>刑法二百三十条。「公然と事実を摘示し、人の名誉を毀損した者は、その事実の有無にかかわらず、三年以下の懲役若しくは禁錮又は五十万円以下の罰金に処する」。事実の有無にかかわらずです。そのうえで、二百三十条の二が、真実性を立証すれば罰しない、という例外を作っています。偽造された入金画面は、真実性の立証ができませんので、例外には入りません。</w:t>
       </w:r>
     </w:p>
     <w:p>
@@ -2627,7 +2627,7 @@
           <w:i w:val="0"/>
           <w:sz w:val="22"/>
         </w:rPr>
-        <w:t>死者の名誉毀損は、虚偽の事実を摘示した場合に限って罰せられます。動画が御父上について言っている「裏金を洗った」は、虚偽の部分があります。</w:t>
+        <w:t>死者の名誉毀損は、虚偽の事実を摘示した場合に限って罰せられます。動画が御父上について言っている「裏金を洗った」は虚偽の部分があります。</w:t>
       </w:r>
     </w:p>
     <w:p>
@@ -2650,7 +2650,7 @@
           <w:i w:val="0"/>
           <w:sz w:val="22"/>
         </w:rPr>
-        <w:t>立件は、できる。ただ、時間がかかる。発信者情報の開示は、海外の事業者に請求するから、半年は見ておく。その間に動画は百万回、二百万回と、一人歩きします。</w:t>
+        <w:t>立件はできる。ただ時間がかかる。発信者情報の開示は、海外の事業者に請求するから、半年は見ておく。その間に動画は百万回、二百万回と、一人歩きします。</w:t>
       </w:r>
     </w:p>
     <w:p>
@@ -2673,7 +2673,7 @@
           <w:i w:val="0"/>
           <w:sz w:val="22"/>
         </w:rPr>
-        <w:t>削除の申出は、十四日に出しました。大規模プラットフォームは、申出から原則七日以内に結果を通知する決まりです。今朝、返事が来ました。動画そのものは削除せず、注意表示を付ける、と。</w:t>
+        <w:t>削除の申出は、十四日に出しました。大規模プラットフォームは、申出から原則七日以内に結果を通知する決まりです。今朝、返事が来ました。動画そのものは削除せず、注意表示を付けると。</w:t>
       </w:r>
     </w:p>
     <w:p>
@@ -2696,7 +2696,7 @@
           <w:i w:val="0"/>
           <w:sz w:val="22"/>
         </w:rPr>
-        <w:t>釈明は、どうです。</w:t>
+        <w:t>釈明はどうです。</w:t>
       </w:r>
     </w:p>
     <w:p>
@@ -2719,7 +2719,7 @@
           <w:i w:val="0"/>
           <w:sz w:val="22"/>
         </w:rPr>
-        <w:t>申し上げます。釈明は、受け手が、動画を見ていない人に届きません。見た人は、釈明を見ても疑います。見ていない人は、釈明で初めて、動画があることを知る。</w:t>
+        <w:t>申し上げます。釈明は受け手が、動画を見ていない人に届きません。見た人は、釈明を見ても疑います。見ていない人は、釈明で初めて、動画があることを知る。</w:t>
       </w:r>
     </w:p>
     <w:p>
@@ -2765,7 +2765,7 @@
           <w:i w:val="0"/>
           <w:sz w:val="22"/>
         </w:rPr>
-        <w:t>はい。(紙の三枚目を引き寄せる)だから、公開です。</w:t>
+        <w:t>はい。(紙の三枚目を引き寄せる)だから公開です。</w:t>
       </w:r>
     </w:p>
     <w:p>
@@ -2811,7 +2811,7 @@
           <w:i w:val="0"/>
           <w:sz w:val="22"/>
         </w:rPr>
-        <w:t>読みます。(姿勢を正す)「夫れ市に虎無きこと明らかなり。然り而して三人言いて虎を成す」。魏の臣が王に言った話です。市場に虎はいないのは、誰でも分かる。ところが、三人が続けて虎が出たと言えば、王も、虎がいると信じてしまう。</w:t>
+        <w:t>読みます。(姿勢を正す)「夫れ市に虎無きこと明らかなり。然り而して三人言いて虎を成す」。魏の臣が王に言った話です。市場に虎はいないのは、誰でも分かる。ところが、三人が続けて虎が出たと言えば王も虎がいると信じてしまう。</w:t>
       </w:r>
     </w:p>
     <w:p>
@@ -2857,7 +2857,7 @@
           <w:i w:val="0"/>
           <w:sz w:val="22"/>
         </w:rPr>
-        <w:t>千人の前で、一人が否定しても、虎は消えません。否定の代わりに、虎のいない市場の地図を出す。原本を、全部。</w:t>
+        <w:t>千人の前で、一人が否定しても、虎は消えません。否定の代わりに、虎のいない市場の地図を出す。原本を全部。</w:t>
       </w:r>
     </w:p>
     <w:p>
@@ -2890,7 +2890,7 @@
           <w:i w:val="0"/>
           <w:sz w:val="22"/>
         </w:rPr>
-        <w:t>去年の二月、私は、一度開けたら閉められない、と言いました。今も、そう思っています。ただ、今回は、すでに誰かが、あなたの代わりに開けた。開けた中身が、間違っている。</w:t>
+        <w:t>去年の二月、私は一度開けたら閉められない、と言いました。今もそう思っています。ただ今回はすでに誰かが、あなたの代わりに開けた。開けた中身が、間違っている。</w:t>
       </w:r>
     </w:p>
     <w:p>
@@ -2959,7 +2959,7 @@
           <w:i w:val="0"/>
           <w:sz w:val="22"/>
         </w:rPr>
-        <w:t>一つ。原本の全頁を、そのまま。伏せない。伏せた頁があれば、そこが次の動画の材料になる。二つ。僕の陳述書を、検察に出したものの続きとして、添える。三つ。小野寺さんの対照報告書を、補遺として。四つ。出す理由と、出さないものの理由を、紙に書く。</w:t>
+        <w:t>一つ。原本の全頁を、そのまま。伏せない。伏せた頁があれば、そこが次の動画の材料になる。二つ。僕の陳述書を、検察に出したものの続きとして添える。三つ。小野寺さんの対照報告書を、補遺として。四つ。出す理由と、出さないものの理由を、紙に書く。</w:t>
       </w:r>
     </w:p>
     <w:p>
@@ -3051,7 +3051,7 @@
           <w:i w:val="0"/>
           <w:sz w:val="22"/>
         </w:rPr>
-        <w:t>原本には、余白が四十八か所あります。そのうち、第七冊の綴じ代の影にある一行は、「二十四頁　榊と二人」です。</w:t>
+        <w:t>原本には、余白が四十八か所あります。そのうち、第七冊の綴じ代の影にある一行は「二十四頁　榊と二人」です。</w:t>
       </w:r>
     </w:p>
     <w:p>
@@ -3112,7 +3112,7 @@
           <w:i w:val="0"/>
           <w:sz w:val="22"/>
         </w:rPr>
-        <w:t>出せば、榊さんの名前が、先生の字で、公に出ます。</w:t>
+        <w:t>出せば榊さんの名前が、先生の字で、公に出ます。</w:t>
       </w:r>
     </w:p>
     <w:p>
@@ -3135,7 +3135,7 @@
           <w:i w:val="0"/>
           <w:sz w:val="22"/>
         </w:rPr>
-        <w:t>公にするかどうかは、遼様のお決めになることでございます。ただ、一つだけ申し上げます。先生の名誉は、字を隠すことでは、守れません。隠した字は、あの動画のような誰かに、似せて書き直されます。</w:t>
+        <w:t>公にするかどうかは、遼様のお決めになることでございます。ただ一つだけ申し上げます。先生の名誉は、字を隠すことでは、守れません。隠した字は、あの動画のような誰かに、似せて書き直されます。</w:t>
       </w:r>
     </w:p>
     <w:p>
@@ -3158,7 +3158,7 @@
           <w:i w:val="0"/>
           <w:sz w:val="22"/>
         </w:rPr>
-        <w:t>ただし、遺族の同意が、先です。</w:t>
+        <w:t>ただし遺族の同意が先です。</w:t>
       </w:r>
     </w:p>
     <w:p>
@@ -3181,7 +3181,7 @@
           <w:i w:val="0"/>
           <w:sz w:val="22"/>
         </w:rPr>
-        <w:t>母に、聞きます。火曜日に。(紙を三枚とも重ねて、「公開」の紙を一番上にする)公開日は、来週の金曜、九月二十七日、午前十一時。場所は、二月と同じ、この下の会議室です。</w:t>
+        <w:t>母に聞きます。火曜日に。(紙を三枚とも重ねて「公開」の紙を一番上にする)公開日は、来週の金曜、九月二十七日、午前十一時。場所は二月と同じ、この下の会議室です。</w:t>
       </w:r>
     </w:p>
     <w:p>
@@ -3237,7 +3237,7 @@
           <w:i w:val="0"/>
           <w:sz w:val="22"/>
         </w:rPr>
-        <w:t>それまでに、ご飯、ちゃんと食べてね。</w:t>
+        <w:t>それまでに、ご飯ちゃんと食べてね。</w:t>
       </w:r>
     </w:p>
     <w:p>
@@ -3374,7 +3374,7 @@
           <w:color w:val="555555"/>
           <w:sz w:val="22"/>
         </w:rPr>
-        <w:t>(澄子は老眼鏡を一度外し、拭いて、掛け直す。第一冊の平成六年七月十九日の頁。余白の鉛筆。)</w:t>
+        <w:t>(澄子は老眼鏡を一度外し拭いて掛け直す。第一冊の平成六年七月十九日の頁。余白の鉛筆。)</w:t>
       </w:r>
     </w:p>
     <w:p>
@@ -3397,7 +3397,7 @@
           <w:i w:val="0"/>
           <w:sz w:val="22"/>
         </w:rPr>
-        <w:t>「受取不可　百万　封筒の厚み、忘れず」。(声に出す)</w:t>
+        <w:t>「受取不可　百万　封筒の厚み忘れず」。(声に出す)</w:t>
       </w:r>
     </w:p>
     <w:p>
@@ -3435,7 +3435,7 @@
           <w:color w:val="555555"/>
           <w:sz w:val="22"/>
         </w:rPr>
-        <w:t>(静かになる。澄子は次の頁へ進む。「受けず、預かり」「返せなかった」。六つ目、「一九七八年を思う」。そのあとで、手が止まる。)</w:t>
+        <w:t>(静かになる。澄子は次の頁へ進む。「受けず預かり」「返せなかった」。六つ目「一九七八年を思う」。そのあとで、手が止まる。)</w:t>
       </w:r>
     </w:p>
     <w:p>
@@ -3588,7 +3588,7 @@
           <w:i w:val="0"/>
           <w:sz w:val="22"/>
         </w:rPr>
-        <w:t>怒るのは、やめました。許すとも、まだ言いません。(遼を見る)あの人は、自分が受け取った、とは書いていません。受け取れなかった、預かった、返せなかった、と書いています。同じ人が、それだけ書いて、一度も、人に見せなかった。それだけは、私は、あの人の顔を、見る気がしました。</w:t>
+        <w:t>怒るのは、やめました。許すとも、まだ言いません。(遼を見る)あの人は、自分が受け取った、とは書いていません。受け取れなかった、預かった、返せなかった、と書いています。同じ人が、それだけ書いて一度も人に見せなかった。それだけは私はあの人の顔を、見る気がしました。</w:t>
       </w:r>
     </w:p>
     <w:p>
@@ -3634,7 +3634,7 @@
           <w:i w:val="0"/>
           <w:sz w:val="22"/>
         </w:rPr>
-        <w:t>出すなら、伏せないで。伏せた字は、あの人が書いたとおりには、読まれません。(間)ただ、条件があります。</w:t>
+        <w:t>出すなら、伏せないで。伏せた字は、あの人が書いたとおりには、読まれません。(間)ただ条件があります。</w:t>
       </w:r>
     </w:p>
     <w:p>
@@ -3718,7 +3718,7 @@
           <w:i w:val="0"/>
           <w:sz w:val="22"/>
         </w:rPr>
-        <w:t>書きました。「公開する理由」は、三つです。第一に、原本を伏せれば、偽造された帳簿のほうが、本物に見えること。第二に、父が余白に書いたのは、人に見せるためではなく、自分に宛てた記録だとしても、虚偽の動画の反証になること。第三に、伏せた頁があれば、次の動画の材料になること。</w:t>
+        <w:t>書きました。「公開する理由」は三つです。第一に原本を伏せれば、偽造された帳簿のほうが、本物に見えること。第二に父が余白に書いたのは、人に見せるためではなく、自分に宛てた記録だとしても、虚偽の動画の反証になること。第三に伏せた頁があれば、次の動画の材料になること。</w:t>
       </w:r>
     </w:p>
     <w:p>
@@ -3764,7 +3764,7 @@
           <w:i w:val="0"/>
           <w:sz w:val="22"/>
         </w:rPr>
-        <w:t>二つあります。一つ目は、「余白だけを黒塗りにして出す」。理由は、黒塗りの原本は、原本ではないからです。二つ目は、「余白を件数だけにして原文は出さない」、二月の私の決定を、ここで変えます。理由は、二月は、まだ動画のない世の中だったからです。変えた理由を、残します。</w:t>
+        <w:t>二つあります。一つ目は「余白だけを黒塗りにして出す」。理由は黒塗りの原本は、原本ではないからです。二つ目は「余白を件数だけにして原文は出さない」二月の私の決定を、ここで変えます。理由は二月はまだ動画のない世の中だったからです。変えた理由を、残します。</w:t>
       </w:r>
     </w:p>
     <w:p>
@@ -3810,7 +3810,7 @@
           <w:i w:val="0"/>
           <w:sz w:val="22"/>
         </w:rPr>
-        <w:t>はい。変えた、と書きます。変えたことを、隠しません。</w:t>
+        <w:t>はい。変えたと書きます。変えたことを、隠しません。</w:t>
       </w:r>
     </w:p>
     <w:p>
@@ -3825,7 +3825,7 @@
           <w:color w:val="555555"/>
           <w:sz w:val="22"/>
         </w:rPr>
-        <w:t>(澄子は一枚目から四枚目まで、ゆっくり読む。四枚目の最後に、「余白の公開により、故人の名誉が損なわれる可能性がある。その責任は、遺族である真壁遼と澄子が負う」と書いてある。澄子はその一行の下に、万年筆でゆっくり署名する。「澄子」。)</w:t>
+        <w:t>(澄子は一枚目から四枚目まで、ゆっくり読む。四枚目の最後に「余白の公開により、故人の名誉が損なわれる可能性がある。その責任は、遺族である真壁遼と澄子が負う」と書いてある。澄子はその一行の下に、万年筆でゆっくり署名する。「澄子」。)</w:t>
       </w:r>
     </w:p>
     <w:p>
@@ -3848,7 +3848,7 @@
           <w:i w:val="0"/>
           <w:sz w:val="22"/>
         </w:rPr>
-        <w:t>「遺族である」の後に、私の名前を足します。(書き足す)負うのは、あなた一人ではありません。</w:t>
+        <w:t>「遺族である」の後に私の名前を足します。(書き足す)負うのは、あなた一人ではありません。</w:t>
       </w:r>
     </w:p>
     <w:p>
@@ -3894,7 +3894,7 @@
           <w:i w:val="0"/>
           <w:sz w:val="22"/>
         </w:rPr>
-        <w:t>箱は、まだ開けません。(鉄の帯の掛かった四つの箱を見る)開ける日は、私と榊さんと、あなたの三人。一人欠けたら、来ない。この約束は、今日の公開とは、別のものです。</w:t>
+        <w:t>箱はまだ開けません。(鉄の帯の掛かった四つの箱を見る)開ける日は、私と榊さんと、あなたの三人。一人欠けたら来ない。この約束は、今日の公開とは、別のものです。</w:t>
       </w:r>
     </w:p>
     <w:p>
@@ -3909,7 +3909,7 @@
           <w:color w:val="555555"/>
           <w:sz w:val="22"/>
         </w:rPr>
-        <w:t>(障子が、そっと開く。榊が、廊下から、一歩入って、頭を下げる。)</w:t>
+        <w:t>(障子がそっと開く。榊が廊下から、一歩入って、頭を下げる。)</w:t>
       </w:r>
     </w:p>
     <w:p>
@@ -3955,7 +3955,7 @@
           <w:i w:val="0"/>
           <w:sz w:val="22"/>
         </w:rPr>
-        <w:t>知っています。読みました。(穏やかに)あなたは、あの人と、二人で、書かなかったのですね。</w:t>
+        <w:t>知っています。読みました。(穏やかに)あなたは、あの人と二人で書かなかったのですね。</w:t>
       </w:r>
     </w:p>
     <w:p>
@@ -4001,7 +4001,7 @@
           <w:i w:val="0"/>
           <w:sz w:val="22"/>
         </w:rPr>
-        <w:t>書かない、という仕事も、あったのですね。(間)お茶を、淹れました。三人分。</w:t>
+        <w:t>書かない、という仕事も、あったのですね。(間)お茶を淹れました。三人分。</w:t>
       </w:r>
     </w:p>
     <w:p>
@@ -4016,7 +4016,7 @@
           <w:color w:val="555555"/>
           <w:sz w:val="22"/>
         </w:rPr>
-        <w:t>(台所から、薬缶と湯呑みが三つ運ばれてくる。榊は、自分の白い湯呑みを見て、触れず、そのまま机の端に置く。)</w:t>
+        <w:t>(台所から、薬缶と湯呑みが三つ運ばれてくる。榊は自分の白い湯呑みを見て触れずそのまま机の端に置く。)</w:t>
       </w:r>
     </w:p>
     <w:p>
@@ -4069,7 +4069,7 @@
           <w:color w:val="555555"/>
           <w:sz w:val="22"/>
         </w:rPr>
-        <w:t>(2024年9月27日(金)午前十一時。第二議員会館、一階会議室。二月と同じ長机。机の上に、茶革の帳簿十二冊が背を揃えて置かれている。壁のスクリーンには、頁の画像。記者は二十余名、後列の端に森下、津村の姿はない。遼は議員バッジを着け、右に灯、左に榊、後ろに三浦と宇佐美。榊の手の下には、白い紙が一枚だけ置いてある。)</w:t>
+        <w:t>(2024年9月27日(金)午前十一時。第二議員会館、一階会議室。二月と同じ長机。机の上に、茶革の帳簿十二冊が背を揃えて置かれている。壁のスクリーンには、頁の画像。記者は二十余名、後列の端に森下、津村の姿はない。遼は議員バッジを着け右に灯、左に榊、後ろに三浦と宇佐美。榊の手の下には、白い紙が一枚だけ置いてある。)</w:t>
       </w:r>
     </w:p>
     <w:p>
@@ -4092,7 +4092,7 @@
           <w:i w:val="0"/>
           <w:sz w:val="22"/>
         </w:rPr>
-        <w:t>公開するものは、三つです。第一に、帳簿原本、第一冊から第十二冊、二千八百五十六頁の全頁画像。余白四十八か所を含み、伏せた箇所は、ありません。(間)第二に、私の陳述書、九頁。昨年十二月と今年一月に検察に述べたことの、続きです。第三に、小野寺会計士の対照報告書三頁。九月十三日の動画の三つの主張を、一つずつ照合したものです。</w:t>
+        <w:t>公開するものは、三つです。第一に帳簿原本、第一冊から第十二冊、二千八百五十六頁の全頁画像。余白四十八か所を含み、伏せた箇所は、ありません。(間)第二に私の陳述書、九頁。昨年十二月と今年一月に検察に述べたことの、続きです。第三に小野寺会計士の対照報告書三頁。九月十三日の動画の三つの主張を、一つずつ照合したものです。</w:t>
       </w:r>
     </w:p>
     <w:p>
@@ -4138,7 +4138,7 @@
           <w:i w:val="0"/>
           <w:sz w:val="22"/>
         </w:rPr>
-        <w:t>分かりません。分からないことは、分からないと申します。倉前さんは、確認中、とご本人の文書にありました。僕には、確認する手段がありません。ですから、疑う材料を持たない。</w:t>
+        <w:t>分かりません。分からないことは、分からないと申します。倉前さんは確認中とご本人の文書にありました。僕には確認する手段がありません。ですから、疑う材料を持たない。</w:t>
       </w:r>
     </w:p>
     <w:p>
@@ -4199,7 +4199,7 @@
           <w:i w:val="0"/>
           <w:sz w:val="22"/>
         </w:rPr>
-        <w:t>父は、受け取った、とは書いていません。受け取れなかった、預かった、返せなかった、と書いています。それが、父の字です。告発ではなく、遺言の一部だと、母は読みました。</w:t>
+        <w:t>父は受け取った、とは書いていません。受け取れなかった、預かった、返せなかった、と書いています。それが父の字です。告発ではなく、遺言の一部だと、母は読みました。</w:t>
       </w:r>
     </w:p>
     <w:p>
@@ -4260,7 +4260,7 @@
           <w:i w:val="0"/>
           <w:sz w:val="22"/>
         </w:rPr>
-        <w:t>父の字を、母が先に読む約束だったからです。決めた理由と、選ばなかった理由を、紙に残します。(別紙を、机の中央に置く)四枚目に、母の署名があります。</w:t>
+        <w:t>父の字を、母が先に読む約束だったからです。決めた理由と、選ばなかった理由を、紙に残します。(別紙を机の中央に置く)四枚目に、母の署名があります。</w:t>
       </w:r>
     </w:p>
     <w:p>
@@ -4298,7 +4298,7 @@
           <w:color w:val="555555"/>
           <w:sz w:val="22"/>
         </w:rPr>
-        <w:t>(灯が、手元の紙に、目を落とす。)</w:t>
+        <w:t>(灯が手元の紙に、目を落とす。)</w:t>
       </w:r>
     </w:p>
     <w:p>
@@ -4321,7 +4321,7 @@
           <w:i w:val="0"/>
           <w:sz w:val="22"/>
         </w:rPr>
-        <w:t>ありません。入れなかった理由は、別紙の「選ばなかった理由」に書きました。二〇二三年二月の件は、今日の公開とは別の問題で、いずれ、別の形で。……今日は、父の帳簿の日です。</w:t>
+        <w:t>ありません。入れなかった理由は別紙の「選ばなかった理由」に書きました。二〇二三年二月の件は、今日の公開とは別の問題でいずれ別の形で。……今日は父の帳簿の日です。</w:t>
       </w:r>
     </w:p>
     <w:p>
@@ -4336,7 +4336,7 @@
           <w:color w:val="555555"/>
           <w:sz w:val="22"/>
         </w:rPr>
-        <w:t>(記者席の端で、森下が腕を組んだまま頷く。榊は、膝の上で手帳を開き、小さく数える。)</w:t>
+        <w:t>(記者席の端で、森下が腕を組んだまま頷く。榊は膝の上で手帳を開き、小さく数える。)</w:t>
       </w:r>
     </w:p>
     <w:p>
@@ -4374,7 +4374,7 @@
           <w:color w:val="555555"/>
           <w:sz w:val="22"/>
         </w:rPr>
-        <w:t>(閉会後、ホールの片隅で、津村の代理の若い秘書が、一礼して去る。誰も、呼び止めない。)</w:t>
+        <w:t>(閉会後、ホールの片隅で、津村の代理の若い秘書が、一礼して去る。誰も呼び止めない。)</w:t>
       </w:r>
     </w:p>
     <w:p>
@@ -4427,7 +4427,7 @@
           <w:i w:val="0"/>
           <w:sz w:val="22"/>
         </w:rPr>
-        <w:t>動画の原版は、九月二十八日に口座ごと削除されました。ただ、再投稿が三十一口座。再生の伸びは、止まっています。</w:t>
+        <w:t>動画の原版は、九月二十八日に口座ごと削除されました。ただ再投稿が三十一口座。再生の伸びは、止まっています。</w:t>
       </w:r>
     </w:p>
     <w:p>
@@ -4483,7 +4483,7 @@
           <w:i w:val="0"/>
           <w:sz w:val="22"/>
         </w:rPr>
-        <w:t>四割。人は、字を読むんですね。</w:t>
+        <w:t>四割。人は字を読むんですね。</w:t>
       </w:r>
     </w:p>
     <w:p>
@@ -4506,7 +4506,7 @@
           <w:i w:val="0"/>
           <w:sz w:val="22"/>
         </w:rPr>
-        <w:t>「余白」の二つ目の動画が、昨夜、出ました。余白を書いたのは誰か、という問いだけの動画です。</w:t>
+        <w:t>「余白」の二つ目の動画が昨夜、出ました。余白を書いたのは誰か、という問いだけの動画です。</w:t>
       </w:r>
     </w:p>
     <w:p>
@@ -4529,7 +4529,7 @@
           <w:i w:val="0"/>
           <w:sz w:val="22"/>
         </w:rPr>
-        <w:t>……名前が、ございますか。</w:t>
+        <w:t>……名前がございますか。</w:t>
       </w:r>
     </w:p>
     <w:p>
@@ -4552,7 +4552,7 @@
           <w:i w:val="0"/>
           <w:sz w:val="22"/>
         </w:rPr>
-        <w:t>先生の名前は、ありません。ただ、「二十四頁　榊と二人」を切り取って、二人、という語を大きく見せています。</w:t>
+        <w:t>先生の名前は、ありません。ただ「二十四頁　榊と二人」を切り取って二人という語を大きく見せています。</w:t>
       </w:r>
     </w:p>
     <w:p>
@@ -4628,7 +4628,7 @@
           <w:i w:val="0"/>
           <w:sz w:val="22"/>
         </w:rPr>
-        <w:t>はい、真壁事務所……はい。(受話器を押さえる)遼さん。鷲尾建設の、楢崎さんって方。会長が、お話しになりたい、って。</w:t>
+        <w:t>はい真壁事務所……はい。(受話器を押さえる)遼さん。鷲尾建設の、楢崎さんって方。会長がお話しになりたいって。</w:t>
       </w:r>
     </w:p>
     <w:p>
@@ -4666,7 +4666,7 @@
           <w:i w:val="0"/>
           <w:sz w:val="22"/>
         </w:rPr>
-        <w:t>出ます。(受話器を取る)真壁です。……はい。……いいえ、お見舞いのお言葉は結構です。……はい、お伺いします。ただし、今回は、記録を取ります。</w:t>
+        <w:t>出ます。(受話器を取る)真壁です。……はい。……いいえ、お見舞いのお言葉は結構です。……はいお伺いします。ただし今回は記録を取ります。</w:t>
       </w:r>
     </w:p>
     <w:p>
@@ -4681,7 +4681,7 @@
           <w:color w:val="555555"/>
           <w:sz w:val="22"/>
         </w:rPr>
-        <w:t>(受話器を置く。手帳に、日時と名前と品物を書く。「九月三十日　七時三十四分　楢崎　会長の伝言」。)</w:t>
+        <w:t>(受話器を置く。手帳に日時と名前と品物を書く。「九月三十日　七時三十四分　楢崎　会長の伝言」。)</w:t>
       </w:r>
     </w:p>
     <w:p>
@@ -4727,7 +4727,7 @@
           <w:i w:val="0"/>
           <w:sz w:val="22"/>
         </w:rPr>
-        <w:t>「来る時は、来ないふりをなさる」と申しました。今度は、来る、ということでございます。</w:t>
+        <w:t>「来る時は、来ないふりをなさる」と申しました。今度は来るということでございます。</w:t>
       </w:r>
     </w:p>
     <w:p>
@@ -4742,7 +4742,7 @@
           <w:color w:val="555555"/>
           <w:sz w:val="22"/>
         </w:rPr>
-        <w:t>(鉄瓶の煙が一本、まだ、立っている。)</w:t>
+        <w:t>(鉄瓶の煙が一本、まだ立っている。)</w:t>
       </w:r>
     </w:p>
     <w:p>
